--- a/zht/docx/003.content.docx
+++ b/zht/docx/003.content.docx
@@ -363,162 +363,120 @@
           <w:lang w:val="zh_TW" w:bidi="zh_TW"/>
         </w:rPr>
       </w:r>
-      <w:hyperlink r:id="rId13">
-        <w:r>
-          <w:rPr>
-            <w:lang w:val="zh_TW" w:bidi="zh_TW"/>
-          </w:rPr>
-          <w:rPr>
-            <w:color w:val="0000EE"/>
-            <w:u w:val="single"/>
-          </w:rPr>
-          <w:t>使徒行傳1:12–14</w:t>
-        </w:r>
-      </w:hyperlink>
-    </w:p>
-    <w:p>
-      <w:pPr>
-        <w:pStyle w:val="ListBullet"/>
-        <w:spacing w:line="240" w:lineRule="auto"/>
-        <w:ind w:left="720"/>
-      </w:pPr>
-      <w:r>
-        <w:rPr>
-          <w:lang w:val="zh_TW" w:bidi="zh_TW"/>
-        </w:rPr>
-      </w:r>
-      <w:hyperlink r:id="rId14">
-        <w:r>
-          <w:rPr>
-            <w:lang w:val="zh_TW" w:bidi="zh_TW"/>
-          </w:rPr>
-          <w:rPr>
-            <w:color w:val="0000EE"/>
-            <w:u w:val="single"/>
-          </w:rPr>
-          <w:t>約翰福音1:40</w:t>
-        </w:r>
-      </w:hyperlink>
-    </w:p>
-    <w:p>
-      <w:pPr>
-        <w:pStyle w:val="ListBullet"/>
-        <w:spacing w:line="240" w:lineRule="auto"/>
-        <w:ind w:left="720"/>
-      </w:pPr>
-      <w:r>
-        <w:rPr>
-          <w:lang w:val="zh_TW" w:bidi="zh_TW"/>
-        </w:rPr>
-      </w:r>
-      <w:hyperlink r:id="rId15">
-        <w:r>
-          <w:rPr>
-            <w:lang w:val="zh_TW" w:bidi="zh_TW"/>
-          </w:rPr>
-          <w:rPr>
-            <w:color w:val="0000EE"/>
-            <w:u w:val="single"/>
-          </w:rPr>
-          <w:t>馬可福音1:17</w:t>
-        </w:r>
-      </w:hyperlink>
-    </w:p>
-    <w:p>
-      <w:pPr>
-        <w:pStyle w:val="ListBullet"/>
-        <w:spacing w:line="240" w:lineRule="auto"/>
-        <w:ind w:left="720"/>
-      </w:pPr>
-      <w:r>
-        <w:rPr>
-          <w:lang w:val="zh_TW" w:bidi="zh_TW"/>
-        </w:rPr>
-      </w:r>
-      <w:hyperlink r:id="rId16">
-        <w:r>
-          <w:rPr>
-            <w:lang w:val="zh_TW" w:bidi="zh_TW"/>
-          </w:rPr>
-          <w:rPr>
-            <w:color w:val="0000EE"/>
-            <w:u w:val="single"/>
-          </w:rPr>
-          <w:t>馬可福音1:29–31</w:t>
-        </w:r>
-      </w:hyperlink>
-    </w:p>
-    <w:p>
-      <w:pPr>
-        <w:pStyle w:val="ListBullet"/>
-        <w:spacing w:line="240" w:lineRule="auto"/>
-        <w:ind w:left="720"/>
-      </w:pPr>
-      <w:r>
-        <w:rPr>
-          <w:lang w:val="zh_TW" w:bidi="zh_TW"/>
-        </w:rPr>
-      </w:r>
-      <w:hyperlink r:id="rId17">
-        <w:r>
-          <w:rPr>
-            <w:lang w:val="zh_TW" w:bidi="zh_TW"/>
-          </w:rPr>
-          <w:rPr>
-            <w:color w:val="0000EE"/>
-            <w:u w:val="single"/>
-          </w:rPr>
-          <w:t>馬可福音3:17–19</w:t>
-        </w:r>
-      </w:hyperlink>
-    </w:p>
-    <w:p>
-      <w:pPr>
-        <w:pStyle w:val="ListBullet"/>
-        <w:spacing w:line="240" w:lineRule="auto"/>
-        <w:ind w:left="720"/>
-      </w:pPr>
-      <w:r>
-        <w:rPr>
-          <w:lang w:val="zh_TW" w:bidi="zh_TW"/>
-        </w:rPr>
-      </w:r>
-      <w:hyperlink r:id="rId18">
-        <w:r>
-          <w:rPr>
-            <w:lang w:val="zh_TW" w:bidi="zh_TW"/>
-          </w:rPr>
-          <w:rPr>
-            <w:color w:val="0000EE"/>
-            <w:u w:val="single"/>
-          </w:rPr>
-          <w:t>馬太福音4:19</w:t>
-        </w:r>
-      </w:hyperlink>
-    </w:p>
-    <w:p>
-      <w:pPr>
-        <w:pStyle w:val="ListBullet"/>
-        <w:spacing w:line="240" w:lineRule="auto"/>
-        <w:ind w:left="720"/>
-      </w:pPr>
-      <w:r>
-        <w:rPr>
-          <w:lang w:val="zh_TW" w:bidi="zh_TW"/>
-        </w:rPr>
-      </w:r>
-      <w:hyperlink r:id="rId19">
-        <w:r>
-          <w:rPr>
-            <w:lang w:val="zh_TW" w:bidi="zh_TW"/>
-          </w:rPr>
-          <w:rPr>
-            <w:color w:val="0000EE"/>
-            <w:u w:val="single"/>
-          </w:rPr>
-          <w:t>馬太福音10:2–4</w:t>
-        </w:r>
-      </w:hyperlink>
+      <w:r>
+        <w:rPr>
+          <w:lang w:val="zh_TW" w:bidi="zh_TW"/>
+        </w:rPr>
+        <w:t>使徒行傳1:12–14</w:t>
+      </w:r>
+    </w:p>
+    <w:p>
+      <w:pPr>
+        <w:pStyle w:val="ListBullet"/>
+        <w:spacing w:line="240" w:lineRule="auto"/>
+        <w:ind w:left="720"/>
+      </w:pPr>
+      <w:r>
+        <w:rPr>
+          <w:lang w:val="zh_TW" w:bidi="zh_TW"/>
+        </w:rPr>
+      </w:r>
+      <w:r>
+        <w:rPr>
+          <w:lang w:val="zh_TW" w:bidi="zh_TW"/>
+        </w:rPr>
+        <w:t>約翰福音1:40</w:t>
+      </w:r>
+    </w:p>
+    <w:p>
+      <w:pPr>
+        <w:pStyle w:val="ListBullet"/>
+        <w:spacing w:line="240" w:lineRule="auto"/>
+        <w:ind w:left="720"/>
+      </w:pPr>
+      <w:r>
+        <w:rPr>
+          <w:lang w:val="zh_TW" w:bidi="zh_TW"/>
+        </w:rPr>
+      </w:r>
+      <w:r>
+        <w:rPr>
+          <w:lang w:val="zh_TW" w:bidi="zh_TW"/>
+        </w:rPr>
+        <w:t>馬可福音1:17</w:t>
+      </w:r>
+    </w:p>
+    <w:p>
+      <w:pPr>
+        <w:pStyle w:val="ListBullet"/>
+        <w:spacing w:line="240" w:lineRule="auto"/>
+        <w:ind w:left="720"/>
+      </w:pPr>
+      <w:r>
+        <w:rPr>
+          <w:lang w:val="zh_TW" w:bidi="zh_TW"/>
+        </w:rPr>
+      </w:r>
+      <w:r>
+        <w:rPr>
+          <w:lang w:val="zh_TW" w:bidi="zh_TW"/>
+        </w:rPr>
+        <w:t>馬可福音1:29–31</w:t>
+      </w:r>
+    </w:p>
+    <w:p>
+      <w:pPr>
+        <w:pStyle w:val="ListBullet"/>
+        <w:spacing w:line="240" w:lineRule="auto"/>
+        <w:ind w:left="720"/>
+      </w:pPr>
+      <w:r>
+        <w:rPr>
+          <w:lang w:val="zh_TW" w:bidi="zh_TW"/>
+        </w:rPr>
+      </w:r>
+      <w:r>
+        <w:rPr>
+          <w:lang w:val="zh_TW" w:bidi="zh_TW"/>
+        </w:rPr>
+        <w:t>馬可福音3:17–19</w:t>
+      </w:r>
+    </w:p>
+    <w:p>
+      <w:pPr>
+        <w:pStyle w:val="ListBullet"/>
+        <w:spacing w:line="240" w:lineRule="auto"/>
+        <w:ind w:left="720"/>
+      </w:pPr>
+      <w:r>
+        <w:rPr>
+          <w:lang w:val="zh_TW" w:bidi="zh_TW"/>
+        </w:rPr>
+      </w:r>
+      <w:r>
+        <w:rPr>
+          <w:lang w:val="zh_TW" w:bidi="zh_TW"/>
+        </w:rPr>
+        <w:t>馬太福音4:19</w:t>
+      </w:r>
+    </w:p>
+    <w:p>
+      <w:pPr>
+        <w:pStyle w:val="ListBullet"/>
+        <w:spacing w:line="240" w:lineRule="auto"/>
+        <w:ind w:left="720"/>
+      </w:pPr>
+      <w:r>
+        <w:rPr>
+          <w:lang w:val="zh_TW" w:bidi="zh_TW"/>
+        </w:rPr>
+      </w:r>
+      <w:r>
+        <w:rPr>
+          <w:lang w:val="zh_TW" w:bidi="zh_TW"/>
+        </w:rPr>
+        <w:t>馬太福音10:2–4</w:t>
+      </w:r>
     </w:p>
     <w:p>
       <w:pPr>
@@ -796,114 +754,84 @@
           <w:lang w:val="zh_TW" w:bidi="zh_TW"/>
         </w:rPr>
       </w:r>
-      <w:hyperlink r:id="rId20">
-        <w:r>
-          <w:rPr>
-            <w:lang w:val="zh_TW" w:bidi="zh_TW"/>
-          </w:rPr>
-          <w:rPr>
-            <w:color w:val="0000EE"/>
-            <w:u w:val="single"/>
-          </w:rPr>
-          <w:t>提摩太後書3:10–13</w:t>
-        </w:r>
-      </w:hyperlink>
-    </w:p>
-    <w:p>
-      <w:pPr>
-        <w:pStyle w:val="ListBullet"/>
-        <w:spacing w:line="240" w:lineRule="auto"/>
-        <w:ind w:left="720"/>
-      </w:pPr>
-      <w:r>
-        <w:rPr>
-          <w:lang w:val="zh_TW" w:bidi="zh_TW"/>
-        </w:rPr>
-      </w:r>
-      <w:hyperlink r:id="rId21">
-        <w:r>
-          <w:rPr>
-            <w:lang w:val="zh_TW" w:bidi="zh_TW"/>
-          </w:rPr>
-          <w:rPr>
-            <w:color w:val="0000EE"/>
-            <w:u w:val="single"/>
-          </w:rPr>
-          <w:t>使徒行傳6:5–6</w:t>
-        </w:r>
-      </w:hyperlink>
-    </w:p>
-    <w:p>
-      <w:pPr>
-        <w:pStyle w:val="ListBullet"/>
-        <w:spacing w:line="240" w:lineRule="auto"/>
-        <w:ind w:left="720"/>
-      </w:pPr>
-      <w:r>
-        <w:rPr>
-          <w:lang w:val="zh_TW" w:bidi="zh_TW"/>
-        </w:rPr>
-      </w:r>
-      <w:hyperlink r:id="rId22">
-        <w:r>
-          <w:rPr>
-            <w:lang w:val="zh_TW" w:bidi="zh_TW"/>
-          </w:rPr>
-          <w:rPr>
-            <w:color w:val="0000EE"/>
-            <w:u w:val="single"/>
-          </w:rPr>
-          <w:t>使徒行傳11:19–21</w:t>
-        </w:r>
-      </w:hyperlink>
-    </w:p>
-    <w:p>
-      <w:pPr>
-        <w:pStyle w:val="ListBullet"/>
-        <w:spacing w:line="240" w:lineRule="auto"/>
-        <w:ind w:left="720"/>
-      </w:pPr>
-      <w:r>
-        <w:rPr>
-          <w:lang w:val="zh_TW" w:bidi="zh_TW"/>
-        </w:rPr>
-      </w:r>
-      <w:hyperlink r:id="rId23">
-        <w:r>
-          <w:rPr>
-            <w:lang w:val="zh_TW" w:bidi="zh_TW"/>
-          </w:rPr>
-          <w:rPr>
-            <w:color w:val="0000EE"/>
-            <w:u w:val="single"/>
-          </w:rPr>
-          <w:t>使徒行傳11:26</w:t>
-        </w:r>
-      </w:hyperlink>
-    </w:p>
-    <w:p>
-      <w:pPr>
-        <w:pStyle w:val="ListBullet"/>
-        <w:spacing w:line="240" w:lineRule="auto"/>
-        <w:ind w:left="720"/>
-      </w:pPr>
-      <w:r>
-        <w:rPr>
-          <w:lang w:val="zh_TW" w:bidi="zh_TW"/>
-        </w:rPr>
-      </w:r>
-      <w:hyperlink r:id="rId24">
-        <w:r>
-          <w:rPr>
-            <w:lang w:val="zh_TW" w:bidi="zh_TW"/>
-          </w:rPr>
-          <w:rPr>
-            <w:color w:val="0000EE"/>
-            <w:u w:val="single"/>
-          </w:rPr>
-          <w:t>加拉太書2:11–12</w:t>
-        </w:r>
-      </w:hyperlink>
+      <w:r>
+        <w:rPr>
+          <w:lang w:val="zh_TW" w:bidi="zh_TW"/>
+        </w:rPr>
+        <w:t>提摩太後書3:10–13</w:t>
+      </w:r>
+    </w:p>
+    <w:p>
+      <w:pPr>
+        <w:pStyle w:val="ListBullet"/>
+        <w:spacing w:line="240" w:lineRule="auto"/>
+        <w:ind w:left="720"/>
+      </w:pPr>
+      <w:r>
+        <w:rPr>
+          <w:lang w:val="zh_TW" w:bidi="zh_TW"/>
+        </w:rPr>
+      </w:r>
+      <w:r>
+        <w:rPr>
+          <w:lang w:val="zh_TW" w:bidi="zh_TW"/>
+        </w:rPr>
+        <w:t>使徒行傳6:5–6</w:t>
+      </w:r>
+    </w:p>
+    <w:p>
+      <w:pPr>
+        <w:pStyle w:val="ListBullet"/>
+        <w:spacing w:line="240" w:lineRule="auto"/>
+        <w:ind w:left="720"/>
+      </w:pPr>
+      <w:r>
+        <w:rPr>
+          <w:lang w:val="zh_TW" w:bidi="zh_TW"/>
+        </w:rPr>
+      </w:r>
+      <w:r>
+        <w:rPr>
+          <w:lang w:val="zh_TW" w:bidi="zh_TW"/>
+        </w:rPr>
+        <w:t>使徒行傳11:19–21</w:t>
+      </w:r>
+    </w:p>
+    <w:p>
+      <w:pPr>
+        <w:pStyle w:val="ListBullet"/>
+        <w:spacing w:line="240" w:lineRule="auto"/>
+        <w:ind w:left="720"/>
+      </w:pPr>
+      <w:r>
+        <w:rPr>
+          <w:lang w:val="zh_TW" w:bidi="zh_TW"/>
+        </w:rPr>
+      </w:r>
+      <w:r>
+        <w:rPr>
+          <w:lang w:val="zh_TW" w:bidi="zh_TW"/>
+        </w:rPr>
+        <w:t>使徒行傳11:26</w:t>
+      </w:r>
+    </w:p>
+    <w:p>
+      <w:pPr>
+        <w:pStyle w:val="ListBullet"/>
+        <w:spacing w:line="240" w:lineRule="auto"/>
+        <w:ind w:left="720"/>
+      </w:pPr>
+      <w:r>
+        <w:rPr>
+          <w:lang w:val="zh_TW" w:bidi="zh_TW"/>
+        </w:rPr>
+      </w:r>
+      <w:r>
+        <w:rPr>
+          <w:lang w:val="zh_TW" w:bidi="zh_TW"/>
+        </w:rPr>
+        <w:t>加拉太書2:11–12</w:t>
+      </w:r>
     </w:p>
     <w:p>
       <w:pPr>
@@ -1262,90 +1190,66 @@
           <w:lang w:val="zh_TW" w:bidi="zh_TW"/>
         </w:rPr>
       </w:r>
-      <w:hyperlink r:id="rId25">
-        <w:r>
-          <w:rPr>
-            <w:lang w:val="zh_TW" w:bidi="zh_TW"/>
-          </w:rPr>
-          <w:rPr>
-            <w:color w:val="0000EE"/>
-            <w:u w:val="single"/>
-          </w:rPr>
-          <w:t>帖撒羅尼迦前書5:8–11</w:t>
-        </w:r>
-      </w:hyperlink>
-    </w:p>
-    <w:p>
-      <w:pPr>
-        <w:pStyle w:val="ListBullet"/>
-        <w:spacing w:line="240" w:lineRule="auto"/>
-        <w:ind w:left="720"/>
-      </w:pPr>
-      <w:r>
-        <w:rPr>
-          <w:lang w:val="zh_TW" w:bidi="zh_TW"/>
-        </w:rPr>
-      </w:r>
-      <w:hyperlink r:id="rId26">
-        <w:r>
-          <w:rPr>
-            <w:lang w:val="zh_TW" w:bidi="zh_TW"/>
-          </w:rPr>
-          <w:rPr>
-            <w:color w:val="0000EE"/>
-            <w:u w:val="single"/>
-          </w:rPr>
-          <w:t>哥林多後書1:4</w:t>
-        </w:r>
-      </w:hyperlink>
-    </w:p>
-    <w:p>
-      <w:pPr>
-        <w:pStyle w:val="ListBullet"/>
-        <w:spacing w:line="240" w:lineRule="auto"/>
-        <w:ind w:left="720"/>
-      </w:pPr>
-      <w:r>
-        <w:rPr>
-          <w:lang w:val="zh_TW" w:bidi="zh_TW"/>
-        </w:rPr>
-      </w:r>
-      <w:hyperlink r:id="rId27">
-        <w:r>
-          <w:rPr>
-            <w:lang w:val="zh_TW" w:bidi="zh_TW"/>
-          </w:rPr>
-          <w:rPr>
-            <w:color w:val="0000EE"/>
-            <w:u w:val="single"/>
-          </w:rPr>
-          <w:t>撒母耳記下10:1–3</w:t>
-        </w:r>
-      </w:hyperlink>
-    </w:p>
-    <w:p>
-      <w:pPr>
-        <w:pStyle w:val="ListBullet"/>
-        <w:spacing w:line="240" w:lineRule="auto"/>
-        <w:ind w:left="720"/>
-      </w:pPr>
-      <w:r>
-        <w:rPr>
-          <w:lang w:val="zh_TW" w:bidi="zh_TW"/>
-        </w:rPr>
-      </w:r>
-      <w:hyperlink r:id="rId28">
-        <w:r>
-          <w:rPr>
-            <w:lang w:val="zh_TW" w:bidi="zh_TW"/>
-          </w:rPr>
-          <w:rPr>
-            <w:color w:val="0000EE"/>
-            <w:u w:val="single"/>
-          </w:rPr>
-          <w:t>使徒行傳20:11–12</w:t>
-        </w:r>
-      </w:hyperlink>
+      <w:r>
+        <w:rPr>
+          <w:lang w:val="zh_TW" w:bidi="zh_TW"/>
+        </w:rPr>
+        <w:t>帖撒羅尼迦前書5:8–11</w:t>
+      </w:r>
+    </w:p>
+    <w:p>
+      <w:pPr>
+        <w:pStyle w:val="ListBullet"/>
+        <w:spacing w:line="240" w:lineRule="auto"/>
+        <w:ind w:left="720"/>
+      </w:pPr>
+      <w:r>
+        <w:rPr>
+          <w:lang w:val="zh_TW" w:bidi="zh_TW"/>
+        </w:rPr>
+      </w:r>
+      <w:r>
+        <w:rPr>
+          <w:lang w:val="zh_TW" w:bidi="zh_TW"/>
+        </w:rPr>
+        <w:t>哥林多後書1:4</w:t>
+      </w:r>
+    </w:p>
+    <w:p>
+      <w:pPr>
+        <w:pStyle w:val="ListBullet"/>
+        <w:spacing w:line="240" w:lineRule="auto"/>
+        <w:ind w:left="720"/>
+      </w:pPr>
+      <w:r>
+        <w:rPr>
+          <w:lang w:val="zh_TW" w:bidi="zh_TW"/>
+        </w:rPr>
+      </w:r>
+      <w:r>
+        <w:rPr>
+          <w:lang w:val="zh_TW" w:bidi="zh_TW"/>
+        </w:rPr>
+        <w:t>撒母耳記下10:1–3</w:t>
+      </w:r>
+    </w:p>
+    <w:p>
+      <w:pPr>
+        <w:pStyle w:val="ListBullet"/>
+        <w:spacing w:line="240" w:lineRule="auto"/>
+        <w:ind w:left="720"/>
+      </w:pPr>
+      <w:r>
+        <w:rPr>
+          <w:lang w:val="zh_TW" w:bidi="zh_TW"/>
+        </w:rPr>
+      </w:r>
+      <w:r>
+        <w:rPr>
+          <w:lang w:val="zh_TW" w:bidi="zh_TW"/>
+        </w:rPr>
+        <w:t>使徒行傳20:11–12</w:t>
+      </w:r>
     </w:p>
     <w:p>
       <w:pPr>
@@ -1658,234 +1562,174 @@
           <w:lang w:val="zh_TW" w:bidi="zh_TW"/>
         </w:rPr>
       </w:r>
-      <w:hyperlink r:id="rId29">
-        <w:r>
-          <w:rPr>
-            <w:lang w:val="zh_TW" w:bidi="zh_TW"/>
-          </w:rPr>
-          <w:rPr>
-            <w:color w:val="0000EE"/>
-            <w:u w:val="single"/>
-          </w:rPr>
-          <w:t>歷代志下31:2–3</w:t>
-        </w:r>
-      </w:hyperlink>
-    </w:p>
-    <w:p>
-      <w:pPr>
-        <w:pStyle w:val="ListBullet"/>
-        <w:spacing w:line="240" w:lineRule="auto"/>
-        <w:ind w:left="720"/>
-      </w:pPr>
-      <w:r>
-        <w:rPr>
-          <w:lang w:val="zh_TW" w:bidi="zh_TW"/>
-        </w:rPr>
-      </w:r>
-      <w:hyperlink r:id="rId30">
-        <w:r>
-          <w:rPr>
-            <w:lang w:val="zh_TW" w:bidi="zh_TW"/>
-          </w:rPr>
-          <w:rPr>
-            <w:color w:val="0000EE"/>
-            <w:u w:val="single"/>
-          </w:rPr>
-          <w:t>使徒行傳13:26–27</w:t>
-        </w:r>
-      </w:hyperlink>
-    </w:p>
-    <w:p>
-      <w:pPr>
-        <w:pStyle w:val="ListBullet"/>
-        <w:spacing w:line="240" w:lineRule="auto"/>
-        <w:ind w:left="720"/>
-      </w:pPr>
-      <w:r>
-        <w:rPr>
-          <w:lang w:val="zh_TW" w:bidi="zh_TW"/>
-        </w:rPr>
-      </w:r>
-      <w:hyperlink r:id="rId31">
-        <w:r>
-          <w:rPr>
-            <w:lang w:val="zh_TW" w:bidi="zh_TW"/>
-          </w:rPr>
-          <w:rPr>
-            <w:color w:val="0000EE"/>
-            <w:u w:val="single"/>
-          </w:rPr>
-          <w:t>出埃及記31:14</w:t>
-        </w:r>
-      </w:hyperlink>
-    </w:p>
-    <w:p>
-      <w:pPr>
-        <w:pStyle w:val="ListBullet"/>
-        <w:spacing w:line="240" w:lineRule="auto"/>
-        <w:ind w:left="720"/>
-      </w:pPr>
-      <w:r>
-        <w:rPr>
-          <w:lang w:val="zh_TW" w:bidi="zh_TW"/>
-        </w:rPr>
-      </w:r>
-      <w:hyperlink r:id="rId32">
-        <w:r>
-          <w:rPr>
-            <w:lang w:val="zh_TW" w:bidi="zh_TW"/>
-          </w:rPr>
-          <w:rPr>
-            <w:color w:val="0000EE"/>
-            <w:u w:val="single"/>
-          </w:rPr>
-          <w:t>以賽亞書56:6–7</w:t>
-        </w:r>
-      </w:hyperlink>
-    </w:p>
-    <w:p>
-      <w:pPr>
-        <w:pStyle w:val="ListBullet"/>
-        <w:spacing w:line="240" w:lineRule="auto"/>
-        <w:ind w:left="720"/>
-      </w:pPr>
-      <w:r>
-        <w:rPr>
-          <w:lang w:val="zh_TW" w:bidi="zh_TW"/>
-        </w:rPr>
-      </w:r>
-      <w:hyperlink r:id="rId33">
-        <w:r>
-          <w:rPr>
-            <w:lang w:val="zh_TW" w:bidi="zh_TW"/>
-          </w:rPr>
-          <w:rPr>
-            <w:color w:val="0000EE"/>
-            <w:u w:val="single"/>
-          </w:rPr>
-          <w:t>耶利米哀歌2:6</w:t>
-        </w:r>
-      </w:hyperlink>
-    </w:p>
-    <w:p>
-      <w:pPr>
-        <w:pStyle w:val="ListBullet"/>
-        <w:spacing w:line="240" w:lineRule="auto"/>
-        <w:ind w:left="720"/>
-      </w:pPr>
-      <w:r>
-        <w:rPr>
-          <w:lang w:val="zh_TW" w:bidi="zh_TW"/>
-        </w:rPr>
-      </w:r>
-      <w:hyperlink r:id="rId34">
-        <w:r>
-          <w:rPr>
-            <w:lang w:val="zh_TW" w:bidi="zh_TW"/>
-          </w:rPr>
-          <w:rPr>
-            <w:color w:val="0000EE"/>
-            <w:u w:val="single"/>
-          </w:rPr>
-          <w:t>利未記19:3</w:t>
-        </w:r>
-      </w:hyperlink>
-    </w:p>
-    <w:p>
-      <w:pPr>
-        <w:pStyle w:val="ListBullet"/>
-        <w:spacing w:line="240" w:lineRule="auto"/>
-        <w:ind w:left="720"/>
-      </w:pPr>
-      <w:r>
-        <w:rPr>
-          <w:lang w:val="zh_TW" w:bidi="zh_TW"/>
-        </w:rPr>
-      </w:r>
-      <w:hyperlink r:id="rId35">
-        <w:r>
-          <w:rPr>
-            <w:lang w:val="zh_TW" w:bidi="zh_TW"/>
-          </w:rPr>
-          <w:rPr>
-            <w:color w:val="0000EE"/>
-            <w:u w:val="single"/>
-          </w:rPr>
-          <w:t>路加福音13:14</w:t>
-        </w:r>
-      </w:hyperlink>
-    </w:p>
-    <w:p>
-      <w:pPr>
-        <w:pStyle w:val="ListBullet"/>
-        <w:spacing w:line="240" w:lineRule="auto"/>
-        <w:ind w:left="720"/>
-      </w:pPr>
-      <w:r>
-        <w:rPr>
-          <w:lang w:val="zh_TW" w:bidi="zh_TW"/>
-        </w:rPr>
-      </w:r>
-      <w:hyperlink r:id="rId36">
-        <w:r>
-          <w:rPr>
-            <w:lang w:val="zh_TW" w:bidi="zh_TW"/>
-          </w:rPr>
-          <w:rPr>
-            <w:color w:val="0000EE"/>
-            <w:u w:val="single"/>
-          </w:rPr>
-          <w:t>馬可福音2:27</w:t>
-        </w:r>
-      </w:hyperlink>
-    </w:p>
-    <w:p>
-      <w:pPr>
-        <w:pStyle w:val="ListBullet"/>
-        <w:spacing w:line="240" w:lineRule="auto"/>
-        <w:ind w:left="720"/>
-      </w:pPr>
-      <w:r>
-        <w:rPr>
-          <w:lang w:val="zh_TW" w:bidi="zh_TW"/>
-        </w:rPr>
-      </w:r>
-      <w:hyperlink r:id="rId37">
-        <w:r>
-          <w:rPr>
-            <w:lang w:val="zh_TW" w:bidi="zh_TW"/>
-          </w:rPr>
-          <w:rPr>
-            <w:color w:val="0000EE"/>
-            <w:u w:val="single"/>
-          </w:rPr>
-          <w:t>馬太福音12:2</w:t>
-        </w:r>
-      </w:hyperlink>
-    </w:p>
-    <w:p>
-      <w:pPr>
-        <w:pStyle w:val="ListBullet"/>
-        <w:spacing w:line="240" w:lineRule="auto"/>
-        <w:ind w:left="720"/>
-      </w:pPr>
-      <w:r>
-        <w:rPr>
-          <w:lang w:val="zh_TW" w:bidi="zh_TW"/>
-        </w:rPr>
-      </w:r>
-      <w:hyperlink r:id="rId38">
-        <w:r>
-          <w:rPr>
-            <w:lang w:val="zh_TW" w:bidi="zh_TW"/>
-          </w:rPr>
-          <w:rPr>
-            <w:color w:val="0000EE"/>
-            <w:u w:val="single"/>
-          </w:rPr>
-          <w:t>尼希米記10:32–33</w:t>
-        </w:r>
-      </w:hyperlink>
+      <w:r>
+        <w:rPr>
+          <w:lang w:val="zh_TW" w:bidi="zh_TW"/>
+        </w:rPr>
+        <w:t>歷代志下31:2–3</w:t>
+      </w:r>
+    </w:p>
+    <w:p>
+      <w:pPr>
+        <w:pStyle w:val="ListBullet"/>
+        <w:spacing w:line="240" w:lineRule="auto"/>
+        <w:ind w:left="720"/>
+      </w:pPr>
+      <w:r>
+        <w:rPr>
+          <w:lang w:val="zh_TW" w:bidi="zh_TW"/>
+        </w:rPr>
+      </w:r>
+      <w:r>
+        <w:rPr>
+          <w:lang w:val="zh_TW" w:bidi="zh_TW"/>
+        </w:rPr>
+        <w:t>使徒行傳13:26–27</w:t>
+      </w:r>
+    </w:p>
+    <w:p>
+      <w:pPr>
+        <w:pStyle w:val="ListBullet"/>
+        <w:spacing w:line="240" w:lineRule="auto"/>
+        <w:ind w:left="720"/>
+      </w:pPr>
+      <w:r>
+        <w:rPr>
+          <w:lang w:val="zh_TW" w:bidi="zh_TW"/>
+        </w:rPr>
+      </w:r>
+      <w:r>
+        <w:rPr>
+          <w:lang w:val="zh_TW" w:bidi="zh_TW"/>
+        </w:rPr>
+        <w:t>出埃及記31:14</w:t>
+      </w:r>
+    </w:p>
+    <w:p>
+      <w:pPr>
+        <w:pStyle w:val="ListBullet"/>
+        <w:spacing w:line="240" w:lineRule="auto"/>
+        <w:ind w:left="720"/>
+      </w:pPr>
+      <w:r>
+        <w:rPr>
+          <w:lang w:val="zh_TW" w:bidi="zh_TW"/>
+        </w:rPr>
+      </w:r>
+      <w:r>
+        <w:rPr>
+          <w:lang w:val="zh_TW" w:bidi="zh_TW"/>
+        </w:rPr>
+        <w:t>以賽亞書56:6–7</w:t>
+      </w:r>
+    </w:p>
+    <w:p>
+      <w:pPr>
+        <w:pStyle w:val="ListBullet"/>
+        <w:spacing w:line="240" w:lineRule="auto"/>
+        <w:ind w:left="720"/>
+      </w:pPr>
+      <w:r>
+        <w:rPr>
+          <w:lang w:val="zh_TW" w:bidi="zh_TW"/>
+        </w:rPr>
+      </w:r>
+      <w:r>
+        <w:rPr>
+          <w:lang w:val="zh_TW" w:bidi="zh_TW"/>
+        </w:rPr>
+        <w:t>耶利米哀歌2:6</w:t>
+      </w:r>
+    </w:p>
+    <w:p>
+      <w:pPr>
+        <w:pStyle w:val="ListBullet"/>
+        <w:spacing w:line="240" w:lineRule="auto"/>
+        <w:ind w:left="720"/>
+      </w:pPr>
+      <w:r>
+        <w:rPr>
+          <w:lang w:val="zh_TW" w:bidi="zh_TW"/>
+        </w:rPr>
+      </w:r>
+      <w:r>
+        <w:rPr>
+          <w:lang w:val="zh_TW" w:bidi="zh_TW"/>
+        </w:rPr>
+        <w:t>利未記19:3</w:t>
+      </w:r>
+    </w:p>
+    <w:p>
+      <w:pPr>
+        <w:pStyle w:val="ListBullet"/>
+        <w:spacing w:line="240" w:lineRule="auto"/>
+        <w:ind w:left="720"/>
+      </w:pPr>
+      <w:r>
+        <w:rPr>
+          <w:lang w:val="zh_TW" w:bidi="zh_TW"/>
+        </w:rPr>
+      </w:r>
+      <w:r>
+        <w:rPr>
+          <w:lang w:val="zh_TW" w:bidi="zh_TW"/>
+        </w:rPr>
+        <w:t>路加福音13:14</w:t>
+      </w:r>
+    </w:p>
+    <w:p>
+      <w:pPr>
+        <w:pStyle w:val="ListBullet"/>
+        <w:spacing w:line="240" w:lineRule="auto"/>
+        <w:ind w:left="720"/>
+      </w:pPr>
+      <w:r>
+        <w:rPr>
+          <w:lang w:val="zh_TW" w:bidi="zh_TW"/>
+        </w:rPr>
+      </w:r>
+      <w:r>
+        <w:rPr>
+          <w:lang w:val="zh_TW" w:bidi="zh_TW"/>
+        </w:rPr>
+        <w:t>馬可福音2:27</w:t>
+      </w:r>
+    </w:p>
+    <w:p>
+      <w:pPr>
+        <w:pStyle w:val="ListBullet"/>
+        <w:spacing w:line="240" w:lineRule="auto"/>
+        <w:ind w:left="720"/>
+      </w:pPr>
+      <w:r>
+        <w:rPr>
+          <w:lang w:val="zh_TW" w:bidi="zh_TW"/>
+        </w:rPr>
+      </w:r>
+      <w:r>
+        <w:rPr>
+          <w:lang w:val="zh_TW" w:bidi="zh_TW"/>
+        </w:rPr>
+        <w:t>馬太福音12:2</w:t>
+      </w:r>
+    </w:p>
+    <w:p>
+      <w:pPr>
+        <w:pStyle w:val="ListBullet"/>
+        <w:spacing w:line="240" w:lineRule="auto"/>
+        <w:ind w:left="720"/>
+      </w:pPr>
+      <w:r>
+        <w:rPr>
+          <w:lang w:val="zh_TW" w:bidi="zh_TW"/>
+        </w:rPr>
+      </w:r>
+      <w:r>
+        <w:rPr>
+          <w:lang w:val="zh_TW" w:bidi="zh_TW"/>
+        </w:rPr>
+        <w:t>尼希米記10:32–33</w:t>
+      </w:r>
     </w:p>
     <w:p>
       <w:pPr>
@@ -2333,114 +2177,84 @@
           <w:lang w:val="zh_TW" w:bidi="zh_TW"/>
         </w:rPr>
       </w:r>
-      <w:hyperlink r:id="rId39">
-        <w:r>
-          <w:rPr>
-            <w:lang w:val="zh_TW" w:bidi="zh_TW"/>
-          </w:rPr>
-          <w:rPr>
-            <w:color w:val="0000EE"/>
-            <w:u w:val="single"/>
-          </w:rPr>
-          <w:t>列王紀上12:31–32</w:t>
-        </w:r>
-      </w:hyperlink>
-    </w:p>
-    <w:p>
-      <w:pPr>
-        <w:pStyle w:val="ListBullet"/>
-        <w:spacing w:line="240" w:lineRule="auto"/>
-        <w:ind w:left="720"/>
-      </w:pPr>
-      <w:r>
-        <w:rPr>
-          <w:lang w:val="zh_TW" w:bidi="zh_TW"/>
-        </w:rPr>
-      </w:r>
-      <w:hyperlink r:id="rId40">
-        <w:r>
-          <w:rPr>
-            <w:lang w:val="zh_TW" w:bidi="zh_TW"/>
-          </w:rPr>
-          <w:rPr>
-            <w:color w:val="0000EE"/>
-            <w:u w:val="single"/>
-          </w:rPr>
-          <w:t>撒母耳記下17:13–14</w:t>
-        </w:r>
-      </w:hyperlink>
-    </w:p>
-    <w:p>
-      <w:pPr>
-        <w:pStyle w:val="ListBullet"/>
-        <w:spacing w:line="240" w:lineRule="auto"/>
-        <w:ind w:left="720"/>
-      </w:pPr>
-      <w:r>
-        <w:rPr>
-          <w:lang w:val="zh_TW" w:bidi="zh_TW"/>
-        </w:rPr>
-      </w:r>
-      <w:hyperlink r:id="rId41">
-        <w:r>
-          <w:rPr>
-            <w:lang w:val="zh_TW" w:bidi="zh_TW"/>
-          </w:rPr>
-          <w:rPr>
-            <w:color w:val="0000EE"/>
-            <w:u w:val="single"/>
-          </w:rPr>
-          <w:t>出埃及記28:40–41</w:t>
-        </w:r>
-      </w:hyperlink>
-    </w:p>
-    <w:p>
-      <w:pPr>
-        <w:pStyle w:val="ListBullet"/>
-        <w:spacing w:line="240" w:lineRule="auto"/>
-        <w:ind w:left="720"/>
-      </w:pPr>
-      <w:r>
-        <w:rPr>
-          <w:lang w:val="zh_TW" w:bidi="zh_TW"/>
-        </w:rPr>
-      </w:r>
-      <w:hyperlink r:id="rId42">
-        <w:r>
-          <w:rPr>
-            <w:lang w:val="zh_TW" w:bidi="zh_TW"/>
-          </w:rPr>
-          <w:rPr>
-            <w:color w:val="0000EE"/>
-            <w:u w:val="single"/>
-          </w:rPr>
-          <w:t>民數記3:3</w:t>
-        </w:r>
-      </w:hyperlink>
-    </w:p>
-    <w:p>
-      <w:pPr>
-        <w:pStyle w:val="ListBullet"/>
-        <w:spacing w:line="240" w:lineRule="auto"/>
-        <w:ind w:left="720"/>
-      </w:pPr>
-      <w:r>
-        <w:rPr>
-          <w:lang w:val="zh_TW" w:bidi="zh_TW"/>
-        </w:rPr>
-      </w:r>
-      <w:hyperlink r:id="rId43">
-        <w:r>
-          <w:rPr>
-            <w:lang w:val="zh_TW" w:bidi="zh_TW"/>
-          </w:rPr>
-          <w:rPr>
-            <w:color w:val="0000EE"/>
-            <w:u w:val="single"/>
-          </w:rPr>
-          <w:t>詩篇111:7–9</w:t>
-        </w:r>
-      </w:hyperlink>
+      <w:r>
+        <w:rPr>
+          <w:lang w:val="zh_TW" w:bidi="zh_TW"/>
+        </w:rPr>
+        <w:t>列王紀上12:31–32</w:t>
+      </w:r>
+    </w:p>
+    <w:p>
+      <w:pPr>
+        <w:pStyle w:val="ListBullet"/>
+        <w:spacing w:line="240" w:lineRule="auto"/>
+        <w:ind w:left="720"/>
+      </w:pPr>
+      <w:r>
+        <w:rPr>
+          <w:lang w:val="zh_TW" w:bidi="zh_TW"/>
+        </w:rPr>
+      </w:r>
+      <w:r>
+        <w:rPr>
+          <w:lang w:val="zh_TW" w:bidi="zh_TW"/>
+        </w:rPr>
+        <w:t>撒母耳記下17:13–14</w:t>
+      </w:r>
+    </w:p>
+    <w:p>
+      <w:pPr>
+        <w:pStyle w:val="ListBullet"/>
+        <w:spacing w:line="240" w:lineRule="auto"/>
+        <w:ind w:left="720"/>
+      </w:pPr>
+      <w:r>
+        <w:rPr>
+          <w:lang w:val="zh_TW" w:bidi="zh_TW"/>
+        </w:rPr>
+      </w:r>
+      <w:r>
+        <w:rPr>
+          <w:lang w:val="zh_TW" w:bidi="zh_TW"/>
+        </w:rPr>
+        <w:t>出埃及記28:40–41</w:t>
+      </w:r>
+    </w:p>
+    <w:p>
+      <w:pPr>
+        <w:pStyle w:val="ListBullet"/>
+        <w:spacing w:line="240" w:lineRule="auto"/>
+        <w:ind w:left="720"/>
+      </w:pPr>
+      <w:r>
+        <w:rPr>
+          <w:lang w:val="zh_TW" w:bidi="zh_TW"/>
+        </w:rPr>
+      </w:r>
+      <w:r>
+        <w:rPr>
+          <w:lang w:val="zh_TW" w:bidi="zh_TW"/>
+        </w:rPr>
+        <w:t>民數記3:3</w:t>
+      </w:r>
+    </w:p>
+    <w:p>
+      <w:pPr>
+        <w:pStyle w:val="ListBullet"/>
+        <w:spacing w:line="240" w:lineRule="auto"/>
+        <w:ind w:left="720"/>
+      </w:pPr>
+      <w:r>
+        <w:rPr>
+          <w:lang w:val="zh_TW" w:bidi="zh_TW"/>
+        </w:rPr>
+      </w:r>
+      <w:r>
+        <w:rPr>
+          <w:lang w:val="zh_TW" w:bidi="zh_TW"/>
+        </w:rPr>
+        <w:t>詩篇111:7–9</w:t>
+      </w:r>
     </w:p>
     <w:p>
       <w:pPr>
@@ -2682,18 +2496,12 @@
           <w:lang w:val="zh_TW" w:bidi="zh_TW"/>
         </w:rPr>
       </w:r>
-      <w:hyperlink r:id="rId44">
-        <w:r>
-          <w:rPr>
-            <w:lang w:val="zh_TW" w:bidi="zh_TW"/>
-          </w:rPr>
-          <w:rPr>
-            <w:color w:val="0000EE"/>
-            <w:u w:val="single"/>
-          </w:rPr>
-          <w:t>歴代志下22:1–3</w:t>
-        </w:r>
-      </w:hyperlink>
+      <w:r>
+        <w:rPr>
+          <w:lang w:val="zh_TW" w:bidi="zh_TW"/>
+        </w:rPr>
+        <w:t>歴代志下22:1–3</w:t>
+      </w:r>
     </w:p>
     <w:p>
       <w:pPr>
@@ -2885,66 +2693,48 @@
           <w:lang w:val="zh_TW" w:bidi="zh_TW"/>
         </w:rPr>
       </w:r>
-      <w:hyperlink r:id="rId45">
-        <w:r>
-          <w:rPr>
-            <w:lang w:val="zh_TW" w:bidi="zh_TW"/>
-          </w:rPr>
-          <w:rPr>
-            <w:color w:val="0000EE"/>
-            <w:u w:val="single"/>
-          </w:rPr>
-          <w:t>歷代志上3:1–3</w:t>
-        </w:r>
-      </w:hyperlink>
-    </w:p>
-    <w:p>
-      <w:pPr>
-        <w:pStyle w:val="ListBullet"/>
-        <w:spacing w:line="240" w:lineRule="auto"/>
-        <w:ind w:left="720"/>
-      </w:pPr>
-      <w:r>
-        <w:rPr>
-          <w:lang w:val="zh_TW" w:bidi="zh_TW"/>
-        </w:rPr>
-      </w:r>
-      <w:hyperlink r:id="rId46">
-        <w:r>
-          <w:rPr>
-            <w:lang w:val="zh_TW" w:bidi="zh_TW"/>
-          </w:rPr>
-          <w:rPr>
-            <w:color w:val="0000EE"/>
-            <w:u w:val="single"/>
-          </w:rPr>
-          <w:t>撒母耳記下13:2</w:t>
-        </w:r>
-      </w:hyperlink>
-    </w:p>
-    <w:p>
-      <w:pPr>
-        <w:pStyle w:val="ListBullet"/>
-        <w:spacing w:line="240" w:lineRule="auto"/>
-        <w:ind w:left="720"/>
-      </w:pPr>
-      <w:r>
-        <w:rPr>
-          <w:lang w:val="zh_TW" w:bidi="zh_TW"/>
-        </w:rPr>
-      </w:r>
-      <w:hyperlink r:id="rId47">
-        <w:r>
-          <w:rPr>
-            <w:lang w:val="zh_TW" w:bidi="zh_TW"/>
-          </w:rPr>
-          <w:rPr>
-            <w:color w:val="0000EE"/>
-            <w:u w:val="single"/>
-          </w:rPr>
-          <w:t>撒母耳記下13:7–9</w:t>
-        </w:r>
-      </w:hyperlink>
+      <w:r>
+        <w:rPr>
+          <w:lang w:val="zh_TW" w:bidi="zh_TW"/>
+        </w:rPr>
+        <w:t>歷代志上3:1–3</w:t>
+      </w:r>
+    </w:p>
+    <w:p>
+      <w:pPr>
+        <w:pStyle w:val="ListBullet"/>
+        <w:spacing w:line="240" w:lineRule="auto"/>
+        <w:ind w:left="720"/>
+      </w:pPr>
+      <w:r>
+        <w:rPr>
+          <w:lang w:val="zh_TW" w:bidi="zh_TW"/>
+        </w:rPr>
+      </w:r>
+      <w:r>
+        <w:rPr>
+          <w:lang w:val="zh_TW" w:bidi="zh_TW"/>
+        </w:rPr>
+        <w:t>撒母耳記下13:2</w:t>
+      </w:r>
+    </w:p>
+    <w:p>
+      <w:pPr>
+        <w:pStyle w:val="ListBullet"/>
+        <w:spacing w:line="240" w:lineRule="auto"/>
+        <w:ind w:left="720"/>
+      </w:pPr>
+      <w:r>
+        <w:rPr>
+          <w:lang w:val="zh_TW" w:bidi="zh_TW"/>
+        </w:rPr>
+      </w:r>
+      <w:r>
+        <w:rPr>
+          <w:lang w:val="zh_TW" w:bidi="zh_TW"/>
+        </w:rPr>
+        <w:t>撒母耳記下13:7–9</w:t>
+      </w:r>
     </w:p>
     <w:p>
       <w:pPr>

--- a/zht/docx/003.content.docx
+++ b/zht/docx/003.content.docx
@@ -1525,19 +1525,7 @@
         <w:rPr>
           <w:lang w:val="zh_TW" w:bidi="zh_TW"/>
         </w:rPr>
-        <w:t>（另見：</w:t>
-      </w:r>
-      <w:r>
-        <w:rPr>
-          <w:lang w:val="zh_TW" w:bidi="zh_TW"/>
-        </w:rPr>
-        <w:t>安息</w:t>
-      </w:r>
-      <w:r>
-        <w:rPr>
-          <w:lang w:val="zh_TW" w:bidi="zh_TW"/>
-        </w:rPr>
-        <w:t>）</w:t>
+        <w:t>（另見：安息）</w:t>
       </w:r>
     </w:p>
     <w:p>
@@ -2092,19 +2080,7 @@
         <w:rPr>
           <w:lang w:val="zh_TW" w:bidi="zh_TW"/>
         </w:rPr>
-        <w:t>（另見：</w:t>
-      </w:r>
-      <w:r>
-        <w:rPr>
-          <w:lang w:val="zh_TW" w:bidi="zh_TW"/>
-        </w:rPr>
-        <w:t>命令</w:t>
-      </w:r>
-      <w:r>
-        <w:rPr>
-          <w:lang w:val="zh_TW" w:bidi="zh_TW"/>
-        </w:rPr>
-        <w:t>、</w:t>
+        <w:t>（另見：命令、</w:t>
       </w:r>
       <w:r>
         <w:rPr>
